--- a/dba/Research_Paper_YMalik_SUBMISSION.docx
+++ b/dba/Research_Paper_YMalik_SUBMISSION.docx
@@ -1781,7 +1781,7 @@
     </w:p>
     <w:p>
       <w:r>
-        <w:t>Figure 1. The research model: eight anchoring-mitigation interventions, two mediating conditions, and the anchoring-reduction outcome.</w:t>
+        <w:t>Figure 1. The research model: eight anchoring-mitigation interventions, two mediating conditions (AJQ, APR), and the outcome (RAB).</w:t>
       </w:r>
     </w:p>
     <w:p>
@@ -3255,6 +3255,88 @@
       </w:r>
     </w:p>
     <w:p>
+      <w:r>
+        <w:t xml:space="preserve">The sharpest edge of that dissertation agenda — sharpened by literature that has emerged only in the last three years — is </w:t>
+      </w:r>
+      <w:r>
+        <w:rPr>
+          <w:b/>
+        </w:rPr>
+        <w:t>sycophancy risk</w:t>
+      </w:r>
+      <w:r>
+        <w:t xml:space="preserve">. Large language models systematically shift their answers toward the position the user has already expressed: the foundational experiments show state-of-the-art assistants wrongly capitulating under challenge and mirroring user beliefs because human-preference training rewards agreement over truthfulness (Sharma et al., 2024; Perez et al., 2023), with recent evaluation work measuring sycophantic behavior in a majority of tested cases across leading models, including "regressive" shifts from correct to incorrect answers under user pushback (Fanous, Goldberg, Agarwal, Lin, Zhou, Daneshjou, &amp; Koyejo, 2025). For a continuing audit engagement this is not an abstract concern: the auditor's prior-year expectation is precisely the kind of pre-stated position a sycophantic model will confirm rather than challenge, so the LLM does not merely fail to dislodge the anchor — it </w:t>
+      </w:r>
+      <w:r>
+        <w:rPr>
+          <w:b/>
+        </w:rPr>
+        <w:t>re-arms it with the apparent authority of an independent tool</w:t>
+      </w:r>
+      <w:r>
+        <w:t xml:space="preserve">. Experimental evidence now shows exactly this loop in human–AI interaction generally: small initial human biases are absorbed by the model, amplified, and fed back, with users largely unaware of the influence (Glickman &amp; Sharot, 2025); reliance on generative tools measurably reduces enacted critical thinking in knowledge work (Lee et al., 2025); and at the collective level, AI-assisted analysis produces "illusions of understanding" and epistemic monocultures in which confirmatory conclusions crowd out alternatives (Messeri &amp; Crockett, 2024). In the audit domain specifically, over-reliance on LLM output has been identified as a direct threat to professional skepticism (Fotoh &amp; Mugwira, 2025), and the regulator-side taxonomy already names the risk class: NIST's generative-AI profile treats over-reliance and miscalibrated human oversight as "Human-AI Configuration" risks requiring governed controls (NIST, 2024). The dissertation therefore extends this study's model by one causal layer — </w:t>
+      </w:r>
+      <w:r>
+        <w:rPr>
+          <w:i/>
+        </w:rPr>
+        <w:t>prior-period anchor → sycophantic confirmation → epistemic risk</w:t>
+      </w:r>
+      <w:r>
+        <w:t xml:space="preserve">, the drift of audit conclusions toward confirmation rather than independent evidence (Figure 2) — and inherits a genuine measurement contribution: sycophancy now has validated behavioral metrics, but </w:t>
+      </w:r>
+      <w:r>
+        <w:rPr>
+          <w:b/>
+        </w:rPr>
+        <w:t>epistemic risk has no standardized instrument</w:t>
+      </w:r>
+      <w:r>
+        <w:t>, and operationalizing epistemic drift against independent-evidence benchmarks is exactly the kind of measurement-model work this study's apparatus was built to do.</w:t>
+      </w:r>
+    </w:p>
+    <w:p>
+      <w:r>
+        <w:drawing>
+          <wp:inline xmlns:a="http://schemas.openxmlformats.org/drawingml/2006/main" xmlns:pic="http://schemas.openxmlformats.org/drawingml/2006/picture">
+            <wp:extent cx="5669280" cy="3139909"/>
+            <wp:docPr id="2" name="Picture 2"/>
+            <wp:cNvGraphicFramePr>
+              <a:graphicFrameLocks noChangeAspect="1"/>
+            </wp:cNvGraphicFramePr>
+            <a:graphic>
+              <a:graphicData uri="http://schemas.openxmlformats.org/drawingml/2006/picture">
+                <pic:pic>
+                  <pic:nvPicPr>
+                    <pic:cNvPr id="0" name="Anchoring_Bias_Model_v2_Dissertation.png"/>
+                    <pic:cNvPicPr/>
+                  </pic:nvPicPr>
+                  <pic:blipFill>
+                    <a:blip r:embed="rId10"/>
+                    <a:stretch>
+                      <a:fillRect/>
+                    </a:stretch>
+                  </pic:blipFill>
+                  <pic:spPr>
+                    <a:xfrm>
+                      <a:off x="0" y="0"/>
+                      <a:ext cx="5669280" cy="3139909"/>
+                    </a:xfrm>
+                    <a:prstGeom prst="rect"/>
+                  </pic:spPr>
+                </pic:pic>
+              </a:graphicData>
+            </a:graphic>
+          </wp:inline>
+        </w:drawing>
+      </w:r>
+    </w:p>
+    <w:p>
+      <w:r>
+        <w:t>Figure 2. Dissertation extension: the validated human-side core plus the AI layer — algorithmic tool, sycophancy risk, and epistemic risk — within the broadened risk-and-assurance population.</w:t>
+      </w:r>
+    </w:p>
+    <w:p>
       <w:pPr>
         <w:pStyle w:val="Heading2"/>
       </w:pPr>
@@ -3671,6 +3753,23 @@
         <w:pStyle w:val="ListBullet"/>
       </w:pPr>
       <w:r>
+        <w:t xml:space="preserve">Fanous, A., Goldberg, J., Agarwal, A. A., Lin, J., Zhou, A., Daneshjou, R., &amp; Koyejo, S. (2025). SycEval: Evaluating LLM sycophancy. </w:t>
+      </w:r>
+      <w:r>
+        <w:rPr>
+          <w:i/>
+        </w:rPr>
+        <w:t>arXiv preprint</w:t>
+      </w:r>
+      <w:r>
+        <w:t xml:space="preserve"> arXiv:2502.08177. https://doi.org/10.48550/arXiv.2502.08177</w:t>
+      </w:r>
+    </w:p>
+    <w:p>
+      <w:pPr>
+        <w:pStyle w:val="ListBullet"/>
+      </w:pPr>
+      <w:r>
         <w:t xml:space="preserve">Fedyk, A., Hodson, J., Khimich, N., &amp; Fedyk, T. (2022). Is artificial intelligence improving the audit process? </w:t>
       </w:r>
       <w:r>
@@ -3705,6 +3804,23 @@
         <w:pStyle w:val="ListBullet"/>
       </w:pPr>
       <w:r>
+        <w:t xml:space="preserve">Fotoh, L. E., &amp; Mugwira, T. (2025). Exploring large language models in external audits: Implications and ethical considerations. </w:t>
+      </w:r>
+      <w:r>
+        <w:rPr>
+          <w:i/>
+        </w:rPr>
+        <w:t>International Journal of Accounting Information Systems, 56</w:t>
+      </w:r>
+      <w:r>
+        <w:t>, 100748. https://doi.org/10.1016/j.accinf.2025.100748</w:t>
+      </w:r>
+    </w:p>
+    <w:p>
+      <w:pPr>
+        <w:pStyle w:val="ListBullet"/>
+      </w:pPr>
+      <w:r>
         <w:t xml:space="preserve">Francis, J. R. (2011). A framework for understanding and researching audit quality. </w:t>
       </w:r>
       <w:r>
@@ -3739,6 +3855,23 @@
         <w:pStyle w:val="ListBullet"/>
       </w:pPr>
       <w:r>
+        <w:t xml:space="preserve">Glickman, M., &amp; Sharot, T. (2025). How human–AI feedback loops alter human perceptual, emotional and social judgements. </w:t>
+      </w:r>
+      <w:r>
+        <w:rPr>
+          <w:i/>
+        </w:rPr>
+        <w:t>Nature Human Behaviour, 9</w:t>
+      </w:r>
+      <w:r>
+        <w:t>(2), 345–359. https://doi.org/10.1038/s41562-024-02077-2</w:t>
+      </w:r>
+    </w:p>
+    <w:p>
+      <w:pPr>
+        <w:pStyle w:val="ListBullet"/>
+      </w:pPr>
+      <w:r>
         <w:t xml:space="preserve">Hair, J. F., Black, W. C., Babin, B. J., &amp; Anderson, R. E. (2019). </w:t>
       </w:r>
       <w:r>
@@ -4011,6 +4144,23 @@
         <w:pStyle w:val="ListBullet"/>
       </w:pPr>
       <w:r>
+        <w:t xml:space="preserve">Lee, H.-P., Sarkar, A., Tankelevitch, L., Drosos, I., Rintel, S., Banks, R., &amp; Wilson, N. (2025). The impact of generative AI on critical thinking: Self-reported reductions in cognitive effort and confidence effects from a survey of knowledge workers. </w:t>
+      </w:r>
+      <w:r>
+        <w:rPr>
+          <w:i/>
+        </w:rPr>
+        <w:t>Proceedings of the 2025 CHI Conference on Human Factors in Computing Systems.</w:t>
+      </w:r>
+      <w:r>
+        <w:t xml:space="preserve"> https://doi.org/10.1145/3706598.3713778</w:t>
+      </w:r>
+    </w:p>
+    <w:p>
+      <w:pPr>
+        <w:pStyle w:val="ListBullet"/>
+      </w:pPr>
+      <w:r>
         <w:t xml:space="preserve">Libby, R., &amp; Lipe, M. G. (1992). Incentives, effort, and the cognitive processes involved in accounting-related judgments. </w:t>
       </w:r>
       <w:r>
@@ -4096,6 +4246,23 @@
         <w:pStyle w:val="ListBullet"/>
       </w:pPr>
       <w:r>
+        <w:t xml:space="preserve">Messeri, L., &amp; Crockett, M. J. (2024). Artificial intelligence and illusions of understanding in scientific research. </w:t>
+      </w:r>
+      <w:r>
+        <w:rPr>
+          <w:i/>
+        </w:rPr>
+        <w:t>Nature, 627</w:t>
+      </w:r>
+      <w:r>
+        <w:t>(8002), 49–58. https://doi.org/10.1038/s41586-024-07146-0</w:t>
+      </w:r>
+    </w:p>
+    <w:p>
+      <w:pPr>
+        <w:pStyle w:val="ListBullet"/>
+      </w:pPr>
+      <w:r>
         <w:t xml:space="preserve">Murikah, W., Nthenge, J. K., &amp; Musyoka, F. M. (2024). Bias and ethics of AI systems applied in auditing — A systematic review. </w:t>
       </w:r>
       <w:r>
@@ -4164,6 +4331,23 @@
         <w:pStyle w:val="ListBullet"/>
       </w:pPr>
       <w:r>
+        <w:t xml:space="preserve">National Institute of Standards and Technology. (2024). </w:t>
+      </w:r>
+      <w:r>
+        <w:rPr>
+          <w:i/>
+        </w:rPr>
+        <w:t>Artificial intelligence risk management framework: Generative artificial intelligence profile</w:t>
+      </w:r>
+      <w:r>
+        <w:t xml:space="preserve"> (NIST AI 600-1). U.S. Department of Commerce. https://doi.org/10.6028/NIST.AI.600-1</w:t>
+      </w:r>
+    </w:p>
+    <w:p>
+      <w:pPr>
+        <w:pStyle w:val="ListBullet"/>
+      </w:pPr>
+      <w:r>
         <w:t xml:space="preserve">Nelson, M. W. (2009). A model and literature review of professional skepticism in auditing. </w:t>
       </w:r>
       <w:r>
@@ -4232,6 +4416,23 @@
         <w:pStyle w:val="ListBullet"/>
       </w:pPr>
       <w:r>
+        <w:t xml:space="preserve">Perez, E., Ringer, S., Lukošiūtė, K., Nguyen, K., Chen, E., Heiner, S., et al. (2023). Discovering language model behaviors with model-written evaluations. </w:t>
+      </w:r>
+      <w:r>
+        <w:rPr>
+          <w:i/>
+        </w:rPr>
+        <w:t>Findings of the Association for Computational Linguistics: ACL 2023</w:t>
+      </w:r>
+      <w:r>
+        <w:t>, 13387–13434. https://doi.org/10.18653/v1/2023.findings-acl.847</w:t>
+      </w:r>
+    </w:p>
+    <w:p>
+      <w:pPr>
+        <w:pStyle w:val="ListBullet"/>
+      </w:pPr>
+      <w:r>
         <w:t xml:space="preserve">Public Company Accounting Oversight Board. (2015). </w:t>
       </w:r>
       <w:r>
@@ -4273,6 +4474,23 @@
       </w:r>
       <w:r>
         <w:t>(1), 127–135.</w:t>
+      </w:r>
+    </w:p>
+    <w:p>
+      <w:pPr>
+        <w:pStyle w:val="ListBullet"/>
+      </w:pPr>
+      <w:r>
+        <w:t xml:space="preserve">Sharma, M., Tong, M., Korbak, T., Duvenaud, D., Askell, A., Bowman, S. R., et al. (2024). Towards understanding sycophancy in language models. </w:t>
+      </w:r>
+      <w:r>
+        <w:rPr>
+          <w:i/>
+        </w:rPr>
+        <w:t>Proceedings of the Twelfth International Conference on Learning Representations (ICLR).</w:t>
+      </w:r>
+      <w:r>
+        <w:t xml:space="preserve"> arXiv:2310.13548.</w:t>
       </w:r>
     </w:p>
     <w:p>

--- a/dba/Research_Paper_YMalik_SUBMISSION.docx
+++ b/dba/Research_Paper_YMalik_SUBMISSION.docx
@@ -3274,32 +3274,59 @@
         <w:t>re-arms it with the apparent authority of an independent tool</w:t>
       </w:r>
       <w:r>
-        <w:t xml:space="preserve">. Experimental evidence now shows exactly this loop in human–AI interaction generally: small initial human biases are absorbed by the model, amplified, and fed back, with users largely unaware of the influence (Glickman &amp; Sharot, 2025); reliance on generative tools measurably reduces enacted critical thinking in knowledge work (Lee et al., 2025); and at the collective level, AI-assisted analysis produces "illusions of understanding" and epistemic monocultures in which confirmatory conclusions crowd out alternatives (Messeri &amp; Crockett, 2024). In the audit domain specifically, over-reliance on LLM output has been identified as a direct threat to professional skepticism (Fotoh &amp; Mugwira, 2025), and the regulator-side taxonomy already names the risk class: NIST's generative-AI profile treats over-reliance and miscalibrated human oversight as "Human-AI Configuration" risks requiring governed controls (NIST, 2024). The dissertation therefore extends this study's model by one causal layer — </w:t>
+        <w:t xml:space="preserve">. Experimental evidence now shows exactly this loop in human–AI interaction generally: small initial human biases are absorbed by the model, amplified, and fed back, with users largely unaware of the influence (Glickman &amp; Sharot, 2025); reliance on generative tools measurably reduces enacted critical thinking in knowledge work (Lee et al., 2025); and at the collective level, AI-assisted analysis produces "illusions of understanding" and epistemic monocultures in which confirmatory conclusions crowd out alternatives (Messeri &amp; Crockett, 2024). In the audit domain specifically, over-reliance on LLM output has been identified as a direct threat to professional skepticism (Fotoh &amp; Mugwira, 2025), and the regulator-side taxonomy already names the risk class: NIST's generative-AI profile treats over-reliance and miscalibrated human oversight as "Human-AI Configuration" risks requiring governed controls (NIST, 2024). The dissertation therefore extends this study's model by one causal layer, refined into four constructs: </w:t>
       </w:r>
       <w:r>
         <w:rPr>
           <w:i/>
         </w:rPr>
-        <w:t>prior-period anchor → sycophantic confirmation → epistemic risk</w:t>
-      </w:r>
-      <w:r>
-        <w:t xml:space="preserve">, the drift of audit conclusions toward confirmation rather than independent evidence (Figure 2) — and inherits a genuine measurement contribution: sycophancy now has validated behavioral metrics, but </w:t>
+        <w:t xml:space="preserve">the LLM tool → </w:t>
+      </w:r>
+      <w:r>
+        <w:rPr>
+          <w:i/>
+        </w:rPr>
+        <w:t>automated anchoring</w:t>
+      </w:r>
+      <w:r>
+        <w:rPr>
+          <w:i/>
+        </w:rPr>
+        <w:t xml:space="preserve"> (when audit results are generated by the system itself, the anchor is no longer the auditor's memory of the prior year — it is machine output produced continuously and at scale, fusing anchoring with automation bias; Parasuraman &amp; Manzey, 2010) → </w:t>
+      </w:r>
+      <w:r>
+        <w:rPr>
+          <w:i/>
+        </w:rPr>
+        <w:t>sycophantic confirmation</w:t>
+      </w:r>
+      <w:r>
+        <w:rPr>
+          <w:i/>
+        </w:rPr>
+        <w:t xml:space="preserve"> → </w:t>
+      </w:r>
+      <w:r>
+        <w:rPr>
+          <w:i/>
+        </w:rPr>
+        <w:t>recursive epistemic drift</w:t>
       </w:r>
       <w:r>
         <w:rPr>
           <w:b/>
         </w:rPr>
-        <w:t>epistemic risk has no standardized instrument</w:t>
-      </w:r>
-      <w:r>
-        <w:t>, and operationalizing epistemic drift against independent-evidence benchmarks is exactly the kind of measurement-model work this study's apparatus was built to do.</w:t>
+        <w:t xml:space="preserve">, which compounds as successive models reprocess the same work and converge on each other's conclusions — the mechanism the model-collapse literature has now demonstrated formally (Shumailov et al., 2024). The endpoint is audit conclusions drifting toward confirmation rather than independent evidence (Figure 2) — and inherits a genuine measurement contribution: sycophancy now has validated behavioral metrics, but </w:t>
+      </w:r>
+      <w:r>
+        <w:t>epistemic risk has no standardized instrument**, and operationalizing epistemic drift against independent-evidence benchmarks is exactly the kind of measurement-model work this study's apparatus was built to do.</w:t>
       </w:r>
     </w:p>
     <w:p>
       <w:r>
         <w:drawing>
           <wp:inline xmlns:a="http://schemas.openxmlformats.org/drawingml/2006/main" xmlns:pic="http://schemas.openxmlformats.org/drawingml/2006/picture">
-            <wp:extent cx="5669280" cy="3139909"/>
+            <wp:extent cx="5669280" cy="3807725"/>
             <wp:docPr id="2" name="Picture 2"/>
             <wp:cNvGraphicFramePr>
               <a:graphicFrameLocks noChangeAspect="1"/>
@@ -3320,7 +3347,7 @@
                   <pic:spPr>
                     <a:xfrm>
                       <a:off x="0" y="0"/>
-                      <a:ext cx="5669280" cy="3139909"/>
+                      <a:ext cx="5669280" cy="3807725"/>
                     </a:xfrm>
                     <a:prstGeom prst="rect"/>
                   </pic:spPr>
@@ -4399,6 +4426,23 @@
         <w:pStyle w:val="ListBullet"/>
       </w:pPr>
       <w:r>
+        <w:t xml:space="preserve">Parasuraman, R., &amp; Manzey, D. H. (2010). Complacency and bias in human use of automation: An attentional integration. </w:t>
+      </w:r>
+      <w:r>
+        <w:rPr>
+          <w:i/>
+        </w:rPr>
+        <w:t>Human Factors, 52</w:t>
+      </w:r>
+      <w:r>
+        <w:t>(3), 381–410. https://doi.org/10.1177/0018720810376055</w:t>
+      </w:r>
+    </w:p>
+    <w:p>
+      <w:pPr>
+        <w:pStyle w:val="ListBullet"/>
+      </w:pPr>
+      <w:r>
         <w:t xml:space="preserve">Peecher, M. E., Solomon, I., &amp; Trotman, K. T. (2013). An accountability framework for financial statement auditors and related research questions. </w:t>
       </w:r>
       <w:r>
@@ -4491,6 +4535,23 @@
       </w:r>
       <w:r>
         <w:t xml:space="preserve"> arXiv:2310.13548.</w:t>
+      </w:r>
+    </w:p>
+    <w:p>
+      <w:pPr>
+        <w:pStyle w:val="ListBullet"/>
+      </w:pPr>
+      <w:r>
+        <w:t xml:space="preserve">Shumailov, I., Shumaylov, Z., Zhao, Y., Papernot, N., Anderson, R., &amp; Gal, Y. (2024). AI models collapse when trained on recursively generated data. </w:t>
+      </w:r>
+      <w:r>
+        <w:rPr>
+          <w:i/>
+        </w:rPr>
+        <w:t>Nature, 631</w:t>
+      </w:r>
+      <w:r>
+        <w:t>(8022), 755–759. https://doi.org/10.1038/s41586-024-07566-y</w:t>
       </w:r>
     </w:p>
     <w:p>

--- a/dba/Research_Paper_YMalik_SUBMISSION.docx
+++ b/dba/Research_Paper_YMalik_SUBMISSION.docx
@@ -1300,7 +1300,7 @@
         <w:t>Current Issues in Auditing</w:t>
       </w:r>
       <w:r>
-        <w:t xml:space="preserve">, asks directly whether auditing standards matter for judgment and quality, and the PCAOB's standards (PCAOB, 2015) codify the requirements auditors must meet. Church and Shefchik (2012), in </w:t>
+        <w:t xml:space="preserve">, asks directly whether auditing standards matter for judgment and quality, and the PCAOB's standards (Public Company Accounting Oversight Board [PCAOB], 2015) codify the requirements auditors must meet. Church and Shefchik (2012), in </w:t>
       </w:r>
       <w:r>
         <w:rPr>
@@ -2699,7 +2699,7 @@
         <w:t>Factor-retention decision.</w:t>
       </w:r>
       <w:r>
-        <w:t xml:space="preserve"> Convergence of three criteria: eigenvalues greater than 1 (Kaiser) as a screen, inspection of the scree plot's elbow, and — as the deciding criterion where they disagree — parallel analysis against random-data eigenvalues. The theoretical expectation is eleven factors; the data are permitted to disagree.</w:t>
+        <w:t xml:space="preserve"> Convergence of three criteria: eigenvalues greater than 1 (Kaiser, 1974) as a screen, inspection of the scree plot's elbow, and — as the deciding criterion where they disagree — parallel analysis against random-data eigenvalues. The theoretical expectation is eleven factors; the data are permitted to disagree.</w:t>
       </w:r>
     </w:p>
     <w:p>
@@ -2781,7 +2781,7 @@
         <w:t>McDonald's ω</w:t>
       </w:r>
       <w:r>
-        <w:t xml:space="preserve"> is computed alongside α as the less assumption-laden estimate. Scale scores for subsequent stages are computed as unit-weighted means of retained items.</w:t>
+        <w:t xml:space="preserve"> (McDonald, 1999) is computed alongside α as the less assumption-laden estimate. Scale scores for subsequent stages are computed as unit-weighted means of retained items.</w:t>
       </w:r>
     </w:p>
     <w:p>
@@ -2803,7 +2803,7 @@
         <w:t>Fit is judged on the joint pattern of indices, not any single cutoff:</w:t>
       </w:r>
       <w:r>
-        <w:t xml:space="preserve"> the model χ² is reported with its degrees of freedom and p-value (acknowledged as oversensitive at large n), supplemented by the normed chi-square (χ²/df ≤ 3); CFI and TLI ≥ .90 (≥ .95 preferred); RMSEA ≤ .08 (≤ .06 preferred) with its 90% confidence interval reported; and SRMR ≤ .08. Convergent validity requires standardized loadings ≥ .50 (ideally ≥ .70) and average variance extracted ≥ .50; discriminant validity requires each construct's √AVE to exceed its correlations with other constructs (Fornell–Larcker) and HTMT ratios below .85.</w:t>
+        <w:t xml:space="preserve"> the model χ² is reported with its degrees of freedom and p-value (acknowledged as oversensitive at large n), supplemented by the normed chi-square (χ²/df ≤ 3); CFI and TLI ≥ .90 (≥ .95 preferred); RMSEA ≤ .08 (≤ .06 preferred) with its 90% confidence interval reported; and SRMR ≤ .08. Convergent validity requires standardized loadings ≥ .50 (ideally ≥ .70) and average variance extracted ≥ .50; discriminant validity requires each construct's √AVE to exceed its correlations with other constructs (Fornell &amp; Larcker, 1981) and HTMT ratios below .85.</w:t>
       </w:r>
     </w:p>
     <w:p>
@@ -3237,7 +3237,7 @@
         <w:t>discount</w:t>
       </w:r>
       <w:r>
-        <w:t xml:space="preserve"> contradictory evidence when it comes from an AI system rather than a human specialist, precisely on the subjective estimates where anchoring bites hardest (Commerford, Dennis, Joe, &amp; Ulla, 2022); identical algorithmic risk signals produce inconsistent risk responses depending on the tool and data familiarity (Koreff, 2022); opaque, unexplainable models push auditors back onto their existing client knowledge — anchoring-by-default in long-term engagements (Kokina, Blanchette, Davenport, &amp; Pachamanova, 2025); and the systematic-review literature now catalogs cognitive-bias transfer between auditors and AI systems as a first-order ethical risk (Murikah, Nthenge, &amp; Musyoka, 2024). Regulators have taken the same view from the institutional side: the PCAOB's generative-AI outreach emphasizes strong human supervision of AI output in audit execution (PCAOB, 2024), and the IAASB is folding automated-tool considerations directly into its audit-evidence standards work (IAASB, 2024) — which is, functionally, the Regulatory &amp; Professional Guidance construct of this study's model applied to algorithmic anchors.</w:t>
+        <w:t xml:space="preserve"> contradictory evidence when it comes from an AI system rather than a human specialist, precisely on the subjective estimates where anchoring bites hardest (Commerford, Dennis, Joe, &amp; Ulla, 2022); identical algorithmic risk signals produce inconsistent risk responses depending on the tool and data familiarity (Koreff, 2022); opaque, unexplainable models push auditors back onto their existing client knowledge — anchoring-by-default in long-term engagements (Kokina, Blanchette, Davenport, &amp; Pachamanova, 2025); and the systematic-review literature now catalogs cognitive-bias transfer between auditors and AI systems as a first-order ethical risk (Murikah, Nthenge, &amp; Musyoka, 2024). Regulators have taken the same view from the institutional side: the PCAOB's generative-AI outreach emphasizes strong human supervision of AI output in audit execution (PCAOB, 2024), and the IAASB is folding automated-tool considerations directly into its audit-evidence standards work (International Auditing and Assurance Standards Board [IAASB], 2024) — which is, functionally, the Regulatory &amp; Professional Guidance construct of this study's model applied to algorithmic anchors.</w:t>
       </w:r>
     </w:p>
     <w:p>
@@ -3274,7 +3274,7 @@
         <w:t>re-arms it with the apparent authority of an independent tool</w:t>
       </w:r>
       <w:r>
-        <w:t xml:space="preserve">. Experimental evidence now shows exactly this loop in human–AI interaction generally: small initial human biases are absorbed by the model, amplified, and fed back, with users largely unaware of the influence (Glickman &amp; Sharot, 2025); reliance on generative tools measurably reduces enacted critical thinking in knowledge work (Lee et al., 2025); and at the collective level, AI-assisted analysis produces "illusions of understanding" and epistemic monocultures in which confirmatory conclusions crowd out alternatives (Messeri &amp; Crockett, 2024). In the audit domain specifically, over-reliance on LLM output has been identified as a direct threat to professional skepticism (Fotoh &amp; Mugwira, 2025), and the regulator-side taxonomy already names the risk class: NIST's generative-AI profile treats over-reliance and miscalibrated human oversight as "Human-AI Configuration" risks requiring governed controls (NIST, 2024). The dissertation therefore extends this study's model by one causal layer, refined into four constructs: </w:t>
+        <w:t xml:space="preserve">. Experimental evidence now shows exactly this loop in human–AI interaction generally: small initial human biases are absorbed by the model, amplified, and fed back, with users largely unaware of the influence (Glickman &amp; Sharot, 2025); reliance on generative tools measurably reduces enacted critical thinking in knowledge work (Lee et al., 2025); and at the collective level, AI-assisted analysis produces "illusions of understanding" and epistemic monocultures in which confirmatory conclusions crowd out alternatives (Messeri &amp; Crockett, 2024). In the audit domain specifically, over-reliance on LLM output has been identified as a direct threat to professional skepticism (Fotoh &amp; Mugwira, 2025), and the regulator-side taxonomy already names the risk class: NIST's generative-AI profile treats over-reliance and miscalibrated human oversight as "Human-AI Configuration" risks requiring governed controls (National Institute of Standards and Technology [NIST], 2024). The dissertation therefore extends this study's model by one causal layer, refined into four constructs: </w:t>
       </w:r>
       <w:r>
         <w:rPr>
@@ -3361,6 +3361,17 @@
     <w:p>
       <w:r>
         <w:t>Figure 2. Dissertation extension: the validated human-side core plus the AI layer — algorithmic tool, sycophancy risk, and epistemic risk — within the broadened risk-and-assurance population.</w:t>
+      </w:r>
+    </w:p>
+    <w:p>
+      <w:r>
+        <w:rPr>
+          <w:i/>
+        </w:rPr>
+        <w:t>Figure 2.</w:t>
+      </w:r>
+      <w:r>
+        <w:t xml:space="preserve"> Dissertation extension: the validated human-side core plus the AI layer — algorithmic tool, sycophancy risk, and epistemic risk — within the broadened risk-and-assurance population.</w:t>
       </w:r>
     </w:p>
     <w:p>
